--- a/lessons/6-10-group2/homework.docx
+++ b/lessons/6-10-group2/homework.docx
@@ -416,7 +416,7 @@
         <w:t xml:space="preserve">Simplify (Simplificar)</w:t>
       </w:r>
       <w:r>
-        <w:t xml:space="preserve"> — To make a fraction smaller using the same parts, like 2/4 = 1/2.</w:t>
+        <w:t xml:space="preserve"> — To write a fraction with smaller numbers that names the same amount, like 2/4 = 1/2.</w:t>
       </w:r>
     </w:p>
     <w:p>
